--- a/docs/downloads/john-nelson-darby/doc_0375.docx
+++ b/docs/downloads/john-nelson-darby/doc_0375.docx
@@ -71,7 +71,23 @@
           <w:rtl/>
           <w:lang w:bidi="ar-LB"/>
         </w:rPr>
-        <w:t xml:space="preserve">في رسالتي أفسس وكولوسي يبيّن لنا الله مكاننا مع المسيح؛ أما في رسالة أفسس بالمقابل نرى المؤمن وهو يسير عبر هذا العالم، سالكًا في العالم كمسيحي. إنها لا تكلمنا عن تعليم، وإنما نحن نرى المؤمن مسرعًا بقوة روح الله نحو الجعالة؛ إذ أن علامة المسيحي الحقيقية هي أن يكمل كل السعي في قوة الروح هذه. لذا ففي هذه الرسالة لا يتكلم عن الخطية </w:t>
+        <w:t xml:space="preserve">في رسالتي أفسس وكولوسي يبيّن لنا الله مكاننا مع المسيح؛ أما في رسالة </w:t>
+      </w:r>
+      <w:r>
+        <w:rPr>
+          <w:rFonts w:hint="cs"/>
+          <w:rtl/>
+          <w:lang w:bidi="ar-LB"/>
+        </w:rPr>
+        <w:t>فيلبي</w:t>
+      </w:r>
+      <w:r>
+        <w:rPr>
+          <w:rFonts w:hint="cs"/>
+          <w:rtl/>
+          <w:lang w:bidi="ar-LB"/>
+        </w:rPr>
+        <w:t xml:space="preserve"> بالمقابل نرى المؤمن وهو يسير عبر هذا العالم، سالكًا في العالم كمسيحي. إنها لا تكلمنا عن تعليم، وإنما نحن نرى المؤمن مسرعًا بقوة روح الله نحو الجعالة؛ إذ أن علامة المسيحي الحقيقية هي أن يكمل كل السعي في قوة الروح هذه. لذا ففي هذه الرسالة لا يتكلم عن الخطية </w:t>
       </w:r>
       <w:r>
         <w:rPr>
@@ -491,7 +507,23 @@
           <w:rtl/>
           <w:lang w:bidi="ar-LB"/>
         </w:rPr>
-        <w:t xml:space="preserve">في كل ما يفكر به المسيح هكذا نحن أيضًا علينا أن نفكر. ‘ن كان المسيح هو حياتي وبالروح هو مصدر أفكاري، فسيكون لي أفكاره في كل الأمور؛ لأنه سيكون حاضر عندي ما يليق بالمسيح. أنا عليّ أن أتصرف وسط الظروف كما كان المسيح سيتصرف فيها: هذه هي الحياة المسيحية. إننا لن نضطر أبدًا بأن نفعل الشر؛ ولن نضطر أبدًا بأن نتصرف بحسب الجسد. حتى وإن كان الجسد حاضر </w:t>
+        <w:t xml:space="preserve">في كل ما يفكر به المسيح هكذا نحن أيضًا علينا أن نفكر. </w:t>
+      </w:r>
+      <w:r>
+        <w:rPr>
+          <w:rFonts w:hint="cs"/>
+          <w:rtl/>
+          <w:lang w:bidi="ar-LB"/>
+        </w:rPr>
+        <w:t>إ</w:t>
+      </w:r>
+      <w:r>
+        <w:rPr>
+          <w:rFonts w:hint="cs"/>
+          <w:rtl/>
+          <w:lang w:bidi="ar-LB"/>
+        </w:rPr>
+        <w:t xml:space="preserve">ن كان المسيح هو حياتي وبالروح هو مصدر أفكاري، فسيكون لي أفكاره في كل الأمور؛ لأنه سيكون حاضر عندي ما يليق بالمسيح. أنا عليّ أن أتصرف وسط الظروف كما كان المسيح سيتصرف فيها: هذه هي الحياة المسيحية. إننا لن نضطر أبدًا بأن نفعل الشر؛ ولن نضطر أبدًا بأن نتصرف بحسب الجسد. حتى وإن كان الجسد حاضر </w:t>
       </w:r>
       <w:r>
         <w:rPr>
@@ -2301,7 +2333,37 @@
           <w:rtl/>
           <w:lang w:bidi="ar-LB"/>
         </w:rPr>
-        <w:t xml:space="preserve"> 1فَإِنْ كَانَ وَعْظٌ مَا فِي الْمَسِيحِ. إِنْ كَانَتْ تَسْلِيَةٌ مَا لِلْمَحَبَّةِ. إِنْ كَانَتْ شَرِكَةٌ مَا فِي الرُّوحِ. إِنْ كَانَتْ أَحْشَاءٌ وَرَأْفَةٌ،  2فَتَمِّمُوا فَرَحِي حَتَّى تَفْتَكِرُوا فِكْرًا وَاحِدًا وَلَكُمْ مَحَبَّةٌ وَاحِدَةٌ بِنَفْسٍ وَاحِدَةٍ، مُفْتَكِرِينَ شَيْئًا وَاحِدًا،  3لاَ شَيْئًا بِتَحَزُّبٍ أَوْ بِعُجْبٍ، بَلْ بِتَوَاضُعٍ، حَاسِبِينَ بَعْضُكُمُ الْبَعْضَ أَفْضَلَ مِنْ أَنْفُسِهِمْ.  4لاَ تَنْظُرُوا كُلُّ وَاحِدٍ إِلَى مَا هُوَ لِنَفْسِهِ، بَلْ كُلُّ وَاحِدٍ إِلَى مَا هُوَ لآخَرِينَ </w:t>
+        <w:t xml:space="preserve"> 1فَإِنْ كَانَ وَعْظٌ مَا فِي الْمَسِيحِ. إِنْ كَانَتْ تَسْلِيَةٌ مَا لِلْمَحَبَّةِ. إِنْ كَانَتْ شَرِكَةٌ مَا فِي الرُّوحِ. إِنْ كَانَتْ أَحْشَاءٌ </w:t>
+      </w:r>
+      <w:r>
+        <w:rPr>
+          <w:rFonts w:hint="cs"/>
+          <w:rtl/>
+          <w:lang w:bidi="ar-LB"/>
+        </w:rPr>
+        <w:t>وَرَأْفَةٌ، 2</w:t>
+      </w:r>
+      <w:r>
+        <w:rPr>
+          <w:rtl/>
+          <w:lang w:bidi="ar-LB"/>
+        </w:rPr>
+        <w:t xml:space="preserve">فَتَمِّمُوا فَرَحِي حَتَّى تَفْتَكِرُوا فِكْرًا وَاحِدًا وَلَكُمْ مَحَبَّةٌ وَاحِدَةٌ بِنَفْسٍ وَاحِدَةٍ، مُفْتَكِرِينَ شَيْئًا </w:t>
+      </w:r>
+      <w:r>
+        <w:rPr>
+          <w:rFonts w:hint="cs"/>
+          <w:rtl/>
+          <w:lang w:bidi="ar-LB"/>
+        </w:rPr>
+        <w:t>وَاحِدًا، 3</w:t>
+      </w:r>
+      <w:r>
+        <w:rPr>
+          <w:rtl/>
+          <w:lang w:bidi="ar-LB"/>
+        </w:rPr>
+        <w:t xml:space="preserve">لاَ شَيْئًا بِتَحَزُّبٍ أَوْ بِعُجْبٍ، بَلْ بِتَوَاضُعٍ، حَاسِبِينَ بَعْضُكُمُ الْبَعْضَ أَفْضَلَ مِنْ أَنْفُسِهِمْ.  4لاَ تَنْظُرُوا كُلُّ وَاحِدٍ إِلَى مَا هُوَ لِنَفْسِهِ، بَلْ كُلُّ وَاحِدٍ إِلَى مَا هُوَ لآخَرِينَ </w:t>
       </w:r>
       <w:r>
         <w:rPr>
@@ -2391,7 +2453,7 @@
           <w:rtl/>
           <w:lang w:bidi="ar-LB"/>
         </w:rPr>
-        <w:t xml:space="preserve">  </w:t>
+        <w:t xml:space="preserve"> </w:t>
       </w:r>
       <w:r>
         <w:rPr>
@@ -2984,7 +3046,22 @@
           <w:rtl/>
           <w:lang w:bidi="ar-LB"/>
         </w:rPr>
-        <w:t>5فَلْيَكُنْ فِيكُمْ هذَا الْفِكْرُ الَّذِي فِي الْمَسِيحِ يَسُوعَ أَيْضًا:  6الَّذِي إِذْ كَانَ فِي صُورَةِ اللهِ، لَمْ يَحْسِبْ خُلْسَةً أَنْ يَكُونَ مُعَادِلاً ِللهِ.  7لكِنَّهُ أَخْلَى نَفْسَهُ، آخِذًا صُورَةَ عَبْدٍ، صَائِرًا فِي شِبْهِ النَّاسِ.  8وَإِذْ وُجِدَ فِي الْهَيْئَةِ كَإِنْسَانٍ، وَضَعَ نَفْسَهُ وَأَطَاعَ حَتَّى الْمَوْتَ مَوْتَ الصَّلِيبِ.</w:t>
+        <w:t xml:space="preserve">5فَلْيَكُنْ فِيكُمْ هذَا الْفِكْرُ الَّذِي فِي الْمَسِيحِ يَسُوعَ </w:t>
+      </w:r>
+      <w:r>
+        <w:rPr>
+          <w:rFonts w:hint="cs"/>
+          <w:rtl/>
+          <w:lang w:bidi="ar-LB"/>
+        </w:rPr>
+        <w:t>أَيْضًا: 6</w:t>
+      </w:r>
+      <w:r>
+        <w:rPr>
+          <w:rtl/>
+          <w:lang w:bidi="ar-LB"/>
+        </w:rPr>
+        <w:t>الَّذِي إِذْ كَانَ فِي صُورَةِ اللهِ، لَمْ يَحْسِبْ خُلْسَةً أَنْ يَكُونَ مُعَادِلاً ِللهِ.  7لكِنَّهُ أَخْلَى نَفْسَهُ، آخِذًا صُورَةَ عَبْدٍ، صَائِرًا فِي شِبْهِ النَّاسِ.  8وَإِذْ وُجِدَ فِي الْهَيْئَةِ كَإِنْسَانٍ، وَضَعَ نَفْسَهُ وَأَطَاعَ حَتَّى الْمَوْتَ مَوْتَ الصَّلِيبِ.</w:t>
       </w:r>
       <w:r>
         <w:rPr>
@@ -3920,7 +3997,37 @@
           <w:rtl/>
           <w:lang w:bidi="ar-LB"/>
         </w:rPr>
-        <w:t>9لِذلِكَ رَفَّعَهُ اللهُ أَيْضًا، وَأَعْطَاهُ اسْمًا فَوْقَ كُلِّ اسْمٍ  10لِكَيْ تَجْثُوَ بِاسْمِ يَسُوعَ كُلُّ رُكْبَةٍ مِمَّنْ فِي السَّمَاءِ وَمَنْ عَلَى الأَرْضِ وَمَنْ تَحْتَ الأَرْضِ،  11وَيَعْتَرِفَ كُلُّ لِسَانٍ أَنَّ يَسُوعَ الْمَسِيحَ هُوَ رَبٌّ لِمَجْدِ اللهِ الآبِ.</w:t>
+        <w:t xml:space="preserve">9لِذلِكَ رَفَّعَهُ اللهُ أَيْضًا، وَأَعْطَاهُ اسْمًا فَوْقَ كُلِّ </w:t>
+      </w:r>
+      <w:r>
+        <w:rPr>
+          <w:rFonts w:hint="cs"/>
+          <w:rtl/>
+          <w:lang w:bidi="ar-LB"/>
+        </w:rPr>
+        <w:t>اسْمٍ 10</w:t>
+      </w:r>
+      <w:r>
+        <w:rPr>
+          <w:rtl/>
+          <w:lang w:bidi="ar-LB"/>
+        </w:rPr>
+        <w:t xml:space="preserve">لِكَيْ تَجْثُوَ بِاسْمِ يَسُوعَ كُلُّ رُكْبَةٍ مِمَّنْ فِي السَّمَاءِ وَمَنْ عَلَى الأَرْضِ وَمَنْ تَحْتَ </w:t>
+      </w:r>
+      <w:r>
+        <w:rPr>
+          <w:rFonts w:hint="cs"/>
+          <w:rtl/>
+          <w:lang w:bidi="ar-LB"/>
+        </w:rPr>
+        <w:t>الأَرْضِ، 11</w:t>
+      </w:r>
+      <w:r>
+        <w:rPr>
+          <w:rtl/>
+          <w:lang w:bidi="ar-LB"/>
+        </w:rPr>
+        <w:t>وَيَعْتَرِفَ كُلُّ لِسَانٍ أَنَّ يَسُوعَ الْمَسِيحَ هُوَ رَبٌّ لِمَجْدِ اللهِ الآبِ.</w:t>
       </w:r>
       <w:r>
         <w:rPr>
@@ -3944,7 +4051,23 @@
           <w:rtl/>
           <w:lang w:bidi="ar-LB"/>
         </w:rPr>
-        <w:t xml:space="preserve">أما المسيح فقط انتظر إلى أن رفّعه الله؛ فلقد وضع نفسه، </w:t>
+        <w:t>أما المسيح فق</w:t>
+      </w:r>
+      <w:r>
+        <w:rPr>
+          <w:rFonts w:hint="cs"/>
+          <w:rtl/>
+          <w:lang w:bidi="ar-LB"/>
+        </w:rPr>
+        <w:t>د</w:t>
+      </w:r>
+      <w:r>
+        <w:rPr>
+          <w:rFonts w:hint="cs"/>
+          <w:rtl/>
+          <w:lang w:bidi="ar-LB"/>
+        </w:rPr>
+        <w:t xml:space="preserve"> انتظر إلى أن رفّعه الله؛ فلقد وضع نفسه، </w:t>
       </w:r>
       <w:r>
         <w:rPr>
@@ -4874,7 +4997,20 @@
         <w:rPr>
           <w:rtl/>
         </w:rPr>
-        <w:t xml:space="preserve">14اِفْعَلُوا كُلَّ شَيْءٍ بِلاَ دَمْدَمَةٍ وَلاَ مُجَادَلَةٍ،  15لِكَيْ تَكُونُوا بِلاَ لَوْمٍ، وَبُسَطَاءَ، أَوْلاَدًا ِللهِ بِلاَ عَيْبٍ فِي وَسَطِ جِيل مُعَوَّجٍ وَمُلْتَوٍ، تُضِيئُونَ بَيْنَهُمْ كَأَنْوَارٍ فِي الْعَالَمِ.  16مُتَمَسِّكِينَ </w:t>
+        <w:t xml:space="preserve">14اِفْعَلُوا كُلَّ شَيْءٍ بِلاَ دَمْدَمَةٍ وَلاَ </w:t>
+      </w:r>
+      <w:r>
+        <w:rPr>
+          <w:rFonts w:hint="cs"/>
+          <w:rtl/>
+        </w:rPr>
+        <w:t>مُجَادَلَةٍ، 15</w:t>
+      </w:r>
+      <w:r>
+        <w:rPr>
+          <w:rtl/>
+        </w:rPr>
+        <w:t xml:space="preserve">لِكَيْ تَكُونُوا بِلاَ لَوْمٍ، وَبُسَطَاءَ، أَوْلاَدًا ِللهِ بِلاَ عَيْبٍ فِي وَسَطِ جِيل مُعَوَّجٍ وَمُلْتَوٍ، تُضِيئُونَ بَيْنَهُمْ كَأَنْوَارٍ فِي الْعَالَمِ.  16مُتَمَسِّكِينَ </w:t>
       </w:r>
       <w:r>
         <w:rPr>
@@ -5035,7 +5171,41 @@
           <w:rFonts w:hint="cs"/>
           <w:rtl/>
         </w:rPr>
-        <w:t>كان يعلم بال7000 أين هم موجودين. كذلك في داود تتبين لنا أمور أكثر مجدًا من التي في كل أيام سليمان. سليمان ذهب إلى جبعون حيث لم يكن تابوت العهد، ليقدّم قاربينه، ولم يعلّم أبدًا بني إسرائيل بأن يرنّموا في صهيون لدى تابوت العهد: "</w:t>
+        <w:t xml:space="preserve">كان </w:t>
+      </w:r>
+      <w:r>
+        <w:rPr>
+          <w:rFonts w:hint="cs"/>
+          <w:rtl/>
+        </w:rPr>
+        <w:t>عالم</w:t>
+      </w:r>
+      <w:r>
+        <w:rPr>
+          <w:rFonts w:hint="cs"/>
+          <w:rtl/>
+        </w:rPr>
+        <w:t xml:space="preserve"> </w:t>
+      </w:r>
+      <w:r>
+        <w:rPr>
+          <w:rFonts w:hint="cs"/>
+          <w:rtl/>
+        </w:rPr>
+        <w:t>بالـ 700</w:t>
+      </w:r>
+      <w:r>
+        <w:rPr>
+          <w:rtl/>
+        </w:rPr>
+        <w:t>0</w:t>
+      </w:r>
+      <w:r>
+        <w:rPr>
+          <w:rFonts w:hint="cs"/>
+          <w:rtl/>
+        </w:rPr>
+        <w:t xml:space="preserve"> أين هم موجودين. كذلك في داود تتبين لنا أمور أكثر مجدًا من التي في كل أيام سليمان. سليمان ذهب إلى جبعون حيث لم يكن تابوت العهد، ليقدّم قاربينه، ولم يعلّم أبدًا بني إسرائيل بأن يرنّموا في صهيون لدى تابوت العهد: "</w:t>
       </w:r>
       <w:r>
         <w:rPr>
